--- a/assignment3/docs/Text Analysis - Assignment 3 - Sara Murphy - FINAL.docx
+++ b/assignment3/docs/Text Analysis - Assignment 3 - Sara Murphy - FINAL.docx
@@ -6812,6 +6812,14 @@
         </w:rPr>
         <w:t>. I used this to fine-tune the encoder. This sample is also used in my Final Assignment.</w:t>
       </w:r>
+      <w:r>
+        <w:rPr>
+          <w:rFonts w:eastAsia="Times New Roman" w:cs="Segoe UI"/>
+          <w:color w:val="212529"/>
+          <w:lang w:val="en-CA"/>
+        </w:rPr>
+        <w:t xml:space="preserve"> This model predicts no perceived resource dependence versus perceived resource dependence.</w:t>
+      </w:r>
     </w:p>
     <w:p>
       <w:pPr>
@@ -7168,6 +7176,30 @@
           <w:lang w:val="en-CA"/>
         </w:rPr>
       </w:pPr>
+      <w:r>
+        <w:rPr>
+          <w:rFonts w:eastAsia="Times New Roman" w:cs="Times New Roman"/>
+          <w:color w:val="000000"/>
+          <w:lang w:val="en-CA"/>
+        </w:rPr>
+        <w:t xml:space="preserve">Here is an example </w:t>
+      </w:r>
+      <w:r>
+        <w:rPr>
+          <w:rFonts w:eastAsia="Times New Roman" w:cs="Times New Roman"/>
+          <w:color w:val="000000"/>
+          <w:lang w:val="en-CA"/>
+        </w:rPr>
+        <w:t xml:space="preserve">of a </w:t>
+      </w:r>
+      <w:r>
+        <w:rPr>
+          <w:rFonts w:eastAsia="Times New Roman" w:cs="Times New Roman"/>
+          <w:color w:val="000000"/>
+          <w:lang w:val="en-CA"/>
+        </w:rPr>
+        <w:t>confusion matrix for a particular fold.</w:t>
+      </w:r>
     </w:p>
     <w:p>
       <w:pPr>
@@ -7184,7 +7216,42 @@
           <w:color w:val="000000"/>
           <w:lang w:val="en-CA"/>
         </w:rPr>
-        <w:t>Here is an example confusion matrix for a particular fold.</w:t>
+        <w:lastRenderedPageBreak/>
+        <w:drawing>
+          <wp:inline distT="0" distB="0" distL="0" distR="0" wp14:anchorId="3B5771F0" wp14:editId="375A96DD">
+            <wp:extent cx="4353796" cy="5827853"/>
+            <wp:effectExtent l="0" t="0" r="2540" b="1905"/>
+            <wp:docPr id="1730712196" name="Picture 1"/>
+            <wp:cNvGraphicFramePr>
+              <a:graphicFrameLocks xmlns:a="http://schemas.openxmlformats.org/drawingml/2006/main" noChangeAspect="1"/>
+            </wp:cNvGraphicFramePr>
+            <a:graphic xmlns:a="http://schemas.openxmlformats.org/drawingml/2006/main">
+              <a:graphicData uri="http://schemas.openxmlformats.org/drawingml/2006/picture">
+                <pic:pic xmlns:pic="http://schemas.openxmlformats.org/drawingml/2006/picture">
+                  <pic:nvPicPr>
+                    <pic:cNvPr id="1730712196" name=""/>
+                    <pic:cNvPicPr/>
+                  </pic:nvPicPr>
+                  <pic:blipFill>
+                    <a:blip r:embed="rId28"/>
+                    <a:stretch>
+                      <a:fillRect/>
+                    </a:stretch>
+                  </pic:blipFill>
+                  <pic:spPr>
+                    <a:xfrm>
+                      <a:off x="0" y="0"/>
+                      <a:ext cx="4355558" cy="5830211"/>
+                    </a:xfrm>
+                    <a:prstGeom prst="rect">
+                      <a:avLst/>
+                    </a:prstGeom>
+                  </pic:spPr>
+                </pic:pic>
+              </a:graphicData>
+            </a:graphic>
+          </wp:inline>
+        </w:drawing>
       </w:r>
     </w:p>
     <w:p>
@@ -7196,6 +7263,14 @@
           <w:lang w:val="en-CA"/>
         </w:rPr>
       </w:pPr>
+      <w:r>
+        <w:rPr>
+          <w:rFonts w:eastAsia="Times New Roman" w:cs="Times New Roman"/>
+          <w:color w:val="000000"/>
+          <w:lang w:val="en-CA"/>
+        </w:rPr>
+        <w:t>Category 1s are being predicted with strong accuracy, but there are 8 category 0s that are incorrectly being predicted as 1s.</w:t>
+      </w:r>
     </w:p>
     <w:p>
       <w:pPr>
@@ -7302,6 +7377,28 @@
     </w:p>
     <w:p>
       <w:pPr>
+        <w:spacing w:before="100" w:beforeAutospacing="1" w:after="100" w:afterAutospacing="1"/>
+        <w:rPr>
+          <w:rFonts w:eastAsia="Times New Roman" w:cs="Segoe UI"/>
+          <w:color w:val="212529"/>
+          <w:highlight w:val="yellow"/>
+          <w:lang w:val="en-CA"/>
+        </w:rPr>
+      </w:pPr>
+    </w:p>
+    <w:p>
+      <w:pPr>
+        <w:spacing w:before="100" w:beforeAutospacing="1" w:after="100" w:afterAutospacing="1"/>
+        <w:rPr>
+          <w:rFonts w:eastAsia="Times New Roman" w:cs="Segoe UI"/>
+          <w:color w:val="212529"/>
+          <w:highlight w:val="yellow"/>
+          <w:lang w:val="en-CA"/>
+        </w:rPr>
+      </w:pPr>
+    </w:p>
+    <w:p>
+      <w:pPr>
         <w:numPr>
           <w:ilvl w:val="0"/>
           <w:numId w:val="2"/>
@@ -7323,6 +7420,7 @@
           <w:color w:val="212529"/>
           <w:lang w:val="en-CA"/>
         </w:rPr>
+        <w:lastRenderedPageBreak/>
         <w:t>Describe the results obtained, and whether they match the expectations you had about the data.</w:t>
       </w:r>
     </w:p>
@@ -7332,9 +7430,1239 @@
           <w:lang w:val="en-CA"/>
         </w:rPr>
       </w:pPr>
+      <w:r>
+        <w:rPr>
+          <w:lang w:val="en-CA"/>
+        </w:rPr>
+        <w:t xml:space="preserve">The results match my expectations. The Carleton sample is hand coded with predominately 1s… </w:t>
+      </w:r>
+      <w:r>
+        <w:rPr>
+          <w:lang w:val="en-CA"/>
+        </w:rPr>
+        <w:t xml:space="preserve">However, my model </w:t>
+      </w:r>
+      <w:proofErr w:type="gramStart"/>
+      <w:r>
+        <w:rPr>
+          <w:lang w:val="en-CA"/>
+        </w:rPr>
+        <w:t>is able to</w:t>
+      </w:r>
+      <w:proofErr w:type="gramEnd"/>
+      <w:r>
+        <w:rPr>
+          <w:lang w:val="en-CA"/>
+        </w:rPr>
+        <w:t xml:space="preserve"> effectively identify those as 1s (or as perceived resource dependence. See the confusion matrix below.</w:t>
+      </w:r>
+    </w:p>
+    <w:p>
+      <w:pPr>
+        <w:rPr>
+          <w:lang w:val="en-CA"/>
+        </w:rPr>
+      </w:pPr>
+    </w:p>
+    <w:p>
+      <w:pPr>
+        <w:pStyle w:val="HTMLPreformatted"/>
+        <w:rPr>
+          <w:rFonts w:ascii="var(--colab-code-font-family)" w:hAnsi="var(--colab-code-font-family)"/>
+          <w:color w:val="1F1F1F"/>
+        </w:rPr>
+      </w:pPr>
+      <w:r>
+        <w:rPr>
+          <w:rFonts w:ascii="var(--colab-code-font-family)" w:hAnsi="var(--colab-code-font-family)"/>
+          <w:color w:val="1F1F1F"/>
+        </w:rPr>
+        <w:t>100%|██████████| 33/33 [00:00&lt;00:00, 49.08it/s]</w:t>
+      </w:r>
+    </w:p>
+    <w:p>
+      <w:pPr>
+        <w:pStyle w:val="HTMLPreformatted"/>
+        <w:rPr>
+          <w:rFonts w:ascii="var(--colab-code-font-family)" w:hAnsi="var(--colab-code-font-family)"/>
+          <w:color w:val="1F1F1F"/>
+        </w:rPr>
+      </w:pPr>
+      <w:r>
+        <w:rPr>
+          <w:rFonts w:ascii="var(--colab-code-font-family)" w:hAnsi="var(--colab-code-font-family)"/>
+          <w:color w:val="1F1F1F"/>
+        </w:rPr>
+        <w:t>True labels:</w:t>
+      </w:r>
+    </w:p>
+    <w:p>
+      <w:pPr>
+        <w:pStyle w:val="HTMLPreformatted"/>
+        <w:rPr>
+          <w:rFonts w:ascii="var(--colab-code-font-family)" w:hAnsi="var(--colab-code-font-family)"/>
+          <w:color w:val="1F1F1F"/>
+        </w:rPr>
+      </w:pPr>
+      <w:r>
+        <w:rPr>
+          <w:rFonts w:ascii="var(--colab-code-font-family)" w:hAnsi="var(--colab-code-font-family)"/>
+          <w:color w:val="1F1F1F"/>
+        </w:rPr>
+        <w:t xml:space="preserve"> </w:t>
+      </w:r>
+      <w:proofErr w:type="spellStart"/>
+      <w:r>
+        <w:rPr>
+          <w:rFonts w:ascii="var(--colab-code-font-family)" w:hAnsi="var(--colab-code-font-family)"/>
+          <w:color w:val="1F1F1F"/>
+        </w:rPr>
+        <w:t>class_binary</w:t>
+      </w:r>
+      <w:proofErr w:type="spellEnd"/>
+    </w:p>
+    <w:p>
+      <w:pPr>
+        <w:pStyle w:val="HTMLPreformatted"/>
+        <w:rPr>
+          <w:rFonts w:ascii="var(--colab-code-font-family)" w:hAnsi="var(--colab-code-font-family)"/>
+          <w:color w:val="1F1F1F"/>
+        </w:rPr>
+      </w:pPr>
+    </w:p>
+    <w:p>
+      <w:pPr>
+        <w:pStyle w:val="HTMLPreformatted"/>
+        <w:rPr>
+          <w:rFonts w:ascii="var(--colab-code-font-family)" w:hAnsi="var(--colab-code-font-family)"/>
+          <w:color w:val="1F1F1F"/>
+        </w:rPr>
+      </w:pPr>
+      <w:r>
+        <w:rPr>
+          <w:rFonts w:ascii="var(--colab-code-font-family)" w:hAnsi="var(--colab-code-font-family)"/>
+          <w:color w:val="1F1F1F"/>
+        </w:rPr>
+        <w:t>Predicted labels:</w:t>
+      </w:r>
+    </w:p>
+    <w:p>
+      <w:pPr>
+        <w:pStyle w:val="HTMLPreformatted"/>
+        <w:rPr>
+          <w:rFonts w:ascii="var(--colab-code-font-family)" w:hAnsi="var(--colab-code-font-family)"/>
+          <w:color w:val="1F1F1F"/>
+        </w:rPr>
+      </w:pPr>
+      <w:r>
+        <w:rPr>
+          <w:rFonts w:ascii="var(--colab-code-font-family)" w:hAnsi="var(--colab-code-font-family)"/>
+          <w:color w:val="1F1F1F"/>
+        </w:rPr>
+        <w:t xml:space="preserve"> </w:t>
+      </w:r>
+      <w:proofErr w:type="spellStart"/>
+      <w:r>
+        <w:rPr>
+          <w:rFonts w:ascii="var(--colab-code-font-family)" w:hAnsi="var(--colab-code-font-family)"/>
+          <w:color w:val="1F1F1F"/>
+        </w:rPr>
+        <w:t>predicted_label</w:t>
+      </w:r>
+      <w:proofErr w:type="spellEnd"/>
+    </w:p>
+    <w:p>
+      <w:pPr>
+        <w:pStyle w:val="HTMLPreformatted"/>
+        <w:rPr>
+          <w:rFonts w:ascii="var(--colab-code-font-family)" w:hAnsi="var(--colab-code-font-family)"/>
+          <w:color w:val="1F1F1F"/>
+        </w:rPr>
+      </w:pPr>
+      <w:r>
+        <w:rPr>
+          <w:rFonts w:ascii="var(--colab-code-font-family)" w:hAnsi="var(--colab-code-font-family)"/>
+          <w:color w:val="1F1F1F"/>
+        </w:rPr>
+        <w:t>1    31</w:t>
+      </w:r>
+    </w:p>
+    <w:p>
+      <w:pPr>
+        <w:pStyle w:val="HTMLPreformatted"/>
+        <w:rPr>
+          <w:rFonts w:ascii="var(--colab-code-font-family)" w:hAnsi="var(--colab-code-font-family)"/>
+          <w:color w:val="1F1F1F"/>
+        </w:rPr>
+      </w:pPr>
+      <w:r>
+        <w:rPr>
+          <w:rFonts w:ascii="var(--colab-code-font-family)" w:hAnsi="var(--colab-code-font-family)"/>
+          <w:color w:val="1F1F1F"/>
+        </w:rPr>
+        <w:t>0     2</w:t>
+      </w:r>
+    </w:p>
+    <w:p>
+      <w:pPr>
+        <w:pStyle w:val="HTMLPreformatted"/>
+        <w:rPr>
+          <w:rFonts w:ascii="var(--colab-code-font-family)" w:hAnsi="var(--colab-code-font-family)"/>
+          <w:color w:val="1F1F1F"/>
+        </w:rPr>
+      </w:pPr>
+    </w:p>
+    <w:p>
+      <w:pPr>
+        <w:pStyle w:val="HTMLPreformatted"/>
+        <w:rPr>
+          <w:rFonts w:ascii="var(--colab-code-font-family)" w:hAnsi="var(--colab-code-font-family)"/>
+          <w:color w:val="1F1F1F"/>
+        </w:rPr>
+      </w:pPr>
+      <w:r>
+        <w:rPr>
+          <w:rFonts w:ascii="var(--colab-code-font-family)" w:hAnsi="var(--colab-code-font-family)"/>
+          <w:color w:val="1F1F1F"/>
+        </w:rPr>
+        <w:t>Confusion matrix:</w:t>
+      </w:r>
+    </w:p>
+    <w:p>
+      <w:pPr>
+        <w:pStyle w:val="HTMLPreformatted"/>
+        <w:rPr>
+          <w:rFonts w:ascii="var(--colab-code-font-family)" w:hAnsi="var(--colab-code-font-family)"/>
+          <w:color w:val="1F1F1F"/>
+        </w:rPr>
+      </w:pPr>
+      <w:r>
+        <w:rPr>
+          <w:rFonts w:ascii="var(--colab-code-font-family)" w:hAnsi="var(--colab-code-font-family)"/>
+          <w:color w:val="1F1F1F"/>
+        </w:rPr>
+        <w:t xml:space="preserve"> [[ 0  0]</w:t>
+      </w:r>
+    </w:p>
+    <w:p>
+      <w:pPr>
+        <w:pStyle w:val="HTMLPreformatted"/>
+        <w:rPr>
+          <w:rFonts w:ascii="var(--colab-code-font-family)" w:hAnsi="var(--colab-code-font-family)"/>
+          <w:color w:val="1F1F1F"/>
+        </w:rPr>
+      </w:pPr>
+      <w:r>
+        <w:rPr>
+          <w:rFonts w:ascii="var(--colab-code-font-family)" w:hAnsi="var(--colab-code-font-family)"/>
+          <w:color w:val="1F1F1F"/>
+        </w:rPr>
+        <w:t xml:space="preserve"> [ 2 31]]</w:t>
+      </w:r>
+    </w:p>
+    <w:p>
+      <w:pPr>
+        <w:pStyle w:val="HTMLPreformatted"/>
+        <w:rPr>
+          <w:rFonts w:ascii="var(--colab-code-font-family)" w:hAnsi="var(--colab-code-font-family)"/>
+          <w:color w:val="1F1F1F"/>
+        </w:rPr>
+      </w:pPr>
+    </w:p>
+    <w:p>
+      <w:pPr>
+        <w:pStyle w:val="HTMLPreformatted"/>
+        <w:rPr>
+          <w:rFonts w:ascii="var(--colab-code-font-family)" w:hAnsi="var(--colab-code-font-family)"/>
+          <w:color w:val="1F1F1F"/>
+        </w:rPr>
+      </w:pPr>
+      <w:r>
+        <w:rPr>
+          <w:rFonts w:ascii="var(--colab-code-font-family)" w:hAnsi="var(--colab-code-font-family)"/>
+          <w:color w:val="1F1F1F"/>
+        </w:rPr>
+        <w:t>Classification report:</w:t>
+      </w:r>
+    </w:p>
+    <w:p>
+      <w:pPr>
+        <w:pStyle w:val="HTMLPreformatted"/>
+        <w:rPr>
+          <w:rFonts w:ascii="var(--colab-code-font-family)" w:hAnsi="var(--colab-code-font-family)"/>
+          <w:color w:val="1F1F1F"/>
+        </w:rPr>
+      </w:pPr>
+      <w:r>
+        <w:rPr>
+          <w:rFonts w:ascii="var(--colab-code-font-family)" w:hAnsi="var(--colab-code-font-family)"/>
+          <w:color w:val="1F1F1F"/>
+        </w:rPr>
+        <w:t xml:space="preserve">               precision    recall  f1-score   support</w:t>
+      </w:r>
+    </w:p>
+    <w:p>
+      <w:pPr>
+        <w:pStyle w:val="HTMLPreformatted"/>
+        <w:rPr>
+          <w:rFonts w:ascii="var(--colab-code-font-family)" w:hAnsi="var(--colab-code-font-family)"/>
+          <w:color w:val="1F1F1F"/>
+        </w:rPr>
+      </w:pPr>
+    </w:p>
+    <w:p>
+      <w:pPr>
+        <w:pStyle w:val="HTMLPreformatted"/>
+        <w:rPr>
+          <w:rFonts w:ascii="var(--colab-code-font-family)" w:hAnsi="var(--colab-code-font-family)"/>
+          <w:color w:val="1F1F1F"/>
+        </w:rPr>
+      </w:pPr>
+      <w:r>
+        <w:rPr>
+          <w:rFonts w:ascii="var(--colab-code-font-family)" w:hAnsi="var(--colab-code-font-family)"/>
+          <w:color w:val="1F1F1F"/>
+        </w:rPr>
+        <w:t xml:space="preserve">           0      0.000     0.000     0.000         0</w:t>
+      </w:r>
+    </w:p>
+    <w:p>
+      <w:pPr>
+        <w:pStyle w:val="HTMLPreformatted"/>
+        <w:rPr>
+          <w:rFonts w:ascii="var(--colab-code-font-family)" w:hAnsi="var(--colab-code-font-family)"/>
+          <w:color w:val="1F1F1F"/>
+        </w:rPr>
+      </w:pPr>
+      <w:r>
+        <w:rPr>
+          <w:rFonts w:ascii="var(--colab-code-font-family)" w:hAnsi="var(--colab-code-font-family)"/>
+          <w:color w:val="1F1F1F"/>
+        </w:rPr>
+        <w:t xml:space="preserve">           1      1.000     0.939     0.969        33</w:t>
+      </w:r>
+    </w:p>
+    <w:p>
+      <w:pPr>
+        <w:pStyle w:val="HTMLPreformatted"/>
+        <w:rPr>
+          <w:rFonts w:ascii="var(--colab-code-font-family)" w:hAnsi="var(--colab-code-font-family)"/>
+          <w:color w:val="1F1F1F"/>
+        </w:rPr>
+      </w:pPr>
+    </w:p>
+    <w:p>
+      <w:pPr>
+        <w:pStyle w:val="HTMLPreformatted"/>
+        <w:rPr>
+          <w:rFonts w:ascii="var(--colab-code-font-family)" w:hAnsi="var(--colab-code-font-family)"/>
+          <w:color w:val="1F1F1F"/>
+        </w:rPr>
+      </w:pPr>
+      <w:r>
+        <w:rPr>
+          <w:rFonts w:ascii="var(--colab-code-font-family)" w:hAnsi="var(--colab-code-font-family)"/>
+          <w:color w:val="1F1F1F"/>
+        </w:rPr>
+        <w:t xml:space="preserve">    accuracy                          0.939        33</w:t>
+      </w:r>
+    </w:p>
+    <w:p>
+      <w:pPr>
+        <w:pStyle w:val="HTMLPreformatted"/>
+        <w:rPr>
+          <w:rFonts w:ascii="var(--colab-code-font-family)" w:hAnsi="var(--colab-code-font-family)"/>
+          <w:color w:val="1F1F1F"/>
+        </w:rPr>
+      </w:pPr>
+      <w:r>
+        <w:rPr>
+          <w:rFonts w:ascii="var(--colab-code-font-family)" w:hAnsi="var(--colab-code-font-family)"/>
+          <w:color w:val="1F1F1F"/>
+        </w:rPr>
+        <w:t xml:space="preserve">   macro avg      0.500     0.470     0.484        33</w:t>
+      </w:r>
+    </w:p>
+    <w:p>
+      <w:pPr>
+        <w:pStyle w:val="HTMLPreformatted"/>
+        <w:rPr>
+          <w:rFonts w:ascii="var(--colab-code-font-family)" w:hAnsi="var(--colab-code-font-family)"/>
+          <w:color w:val="1F1F1F"/>
+        </w:rPr>
+      </w:pPr>
+      <w:r>
+        <w:rPr>
+          <w:rFonts w:ascii="var(--colab-code-font-family)" w:hAnsi="var(--colab-code-font-family)"/>
+          <w:color w:val="1F1F1F"/>
+        </w:rPr>
+        <w:t>weighted avg      1.000     0.939     0.969        33</w:t>
+      </w:r>
+    </w:p>
+    <w:p>
+      <w:pPr>
+        <w:rPr>
+          <w:lang w:val="en-CA"/>
+        </w:rPr>
+      </w:pPr>
+    </w:p>
+    <w:p>
+      <w:pPr>
+        <w:rPr>
+          <w:lang w:val="en-CA"/>
+        </w:rPr>
+      </w:pPr>
+      <w:r>
+        <w:rPr>
+          <w:lang w:val="en-CA"/>
+        </w:rPr>
+        <w:t>The sample data coded as 1s appears to have validity, matching my impressions.</w:t>
+      </w:r>
+    </w:p>
+    <w:p>
+      <w:pPr>
+        <w:rPr>
+          <w:lang w:val="en-CA"/>
+        </w:rPr>
+      </w:pPr>
+    </w:p>
+    <w:tbl>
+      <w:tblPr>
+        <w:tblW w:w="0" w:type="auto"/>
+        <w:tblCellMar>
+          <w:top w:w="15" w:type="dxa"/>
+          <w:left w:w="15" w:type="dxa"/>
+          <w:bottom w:w="15" w:type="dxa"/>
+          <w:right w:w="15" w:type="dxa"/>
+        </w:tblCellMar>
+        <w:tblLook w:val="04A0" w:firstRow="1" w:lastRow="0" w:firstColumn="1" w:lastColumn="0" w:noHBand="0" w:noVBand="1"/>
+      </w:tblPr>
+      <w:tblGrid>
+        <w:gridCol w:w="357"/>
+        <w:gridCol w:w="1805"/>
+        <w:gridCol w:w="5073"/>
+      </w:tblGrid>
+      <w:tr>
+        <w:trPr>
+          <w:tblHeader/>
+        </w:trPr>
+        <w:tc>
+          <w:tcPr>
+            <w:tcW w:w="0" w:type="auto"/>
+            <w:tcBorders>
+              <w:top w:val="nil"/>
+              <w:left w:val="nil"/>
+              <w:bottom w:val="nil"/>
+              <w:right w:val="nil"/>
+            </w:tcBorders>
+            <w:tcMar>
+              <w:top w:w="120" w:type="dxa"/>
+              <w:left w:w="120" w:type="dxa"/>
+              <w:bottom w:w="120" w:type="dxa"/>
+              <w:right w:w="120" w:type="dxa"/>
+            </w:tcMar>
+            <w:vAlign w:val="center"/>
+            <w:hideMark/>
+          </w:tcPr>
+          <w:p>
+            <w:pPr>
+              <w:rPr>
+                <w:rFonts w:ascii="Times New Roman" w:eastAsia="Times New Roman" w:hAnsi="Times New Roman" w:cs="Times New Roman"/>
+                <w:lang w:val="en-CA"/>
+              </w:rPr>
+            </w:pPr>
+          </w:p>
+        </w:tc>
+        <w:tc>
+          <w:tcPr>
+            <w:tcW w:w="0" w:type="auto"/>
+            <w:tcBorders>
+              <w:top w:val="nil"/>
+              <w:left w:val="nil"/>
+              <w:bottom w:val="nil"/>
+              <w:right w:val="nil"/>
+            </w:tcBorders>
+            <w:tcMar>
+              <w:top w:w="120" w:type="dxa"/>
+              <w:left w:w="120" w:type="dxa"/>
+              <w:bottom w:w="120" w:type="dxa"/>
+              <w:right w:w="120" w:type="dxa"/>
+            </w:tcMar>
+            <w:vAlign w:val="center"/>
+            <w:hideMark/>
+          </w:tcPr>
+          <w:p>
+            <w:pPr>
+              <w:jc w:val="right"/>
+              <w:rPr>
+                <w:rFonts w:ascii="var(--colab-code-font-family)" w:eastAsia="Times New Roman" w:hAnsi="var(--colab-code-font-family)" w:cs="Arial"/>
+                <w:b/>
+                <w:bCs/>
+                <w:color w:val="1F1F1F"/>
+                <w:sz w:val="21"/>
+                <w:szCs w:val="21"/>
+                <w:lang w:val="en-CA"/>
+              </w:rPr>
+            </w:pPr>
+            <w:r>
+              <w:rPr>
+                <w:rFonts w:ascii="var(--colab-code-font-family)" w:eastAsia="Times New Roman" w:hAnsi="var(--colab-code-font-family)" w:cs="Arial"/>
+                <w:b/>
+                <w:bCs/>
+                <w:color w:val="1F1F1F"/>
+                <w:sz w:val="21"/>
+                <w:szCs w:val="21"/>
+                <w:lang w:val="en-CA"/>
+              </w:rPr>
+              <w:t>ID</w:t>
+            </w:r>
+          </w:p>
+        </w:tc>
+        <w:tc>
+          <w:tcPr>
+            <w:tcW w:w="0" w:type="auto"/>
+            <w:tcBorders>
+              <w:top w:val="nil"/>
+              <w:left w:val="nil"/>
+              <w:bottom w:val="nil"/>
+              <w:right w:val="nil"/>
+            </w:tcBorders>
+            <w:tcMar>
+              <w:top w:w="120" w:type="dxa"/>
+              <w:left w:w="120" w:type="dxa"/>
+              <w:bottom w:w="120" w:type="dxa"/>
+              <w:right w:w="120" w:type="dxa"/>
+            </w:tcMar>
+            <w:vAlign w:val="center"/>
+            <w:hideMark/>
+          </w:tcPr>
+          <w:p>
+            <w:pPr>
+              <w:jc w:val="right"/>
+              <w:rPr>
+                <w:rFonts w:ascii="var(--colab-code-font-family)" w:eastAsia="Times New Roman" w:hAnsi="var(--colab-code-font-family)" w:cs="Arial"/>
+                <w:b/>
+                <w:bCs/>
+                <w:color w:val="1F1F1F"/>
+                <w:sz w:val="21"/>
+                <w:szCs w:val="21"/>
+                <w:lang w:val="en-CA"/>
+              </w:rPr>
+            </w:pPr>
+            <w:r>
+              <w:rPr>
+                <w:rFonts w:ascii="var(--colab-code-font-family)" w:eastAsia="Times New Roman" w:hAnsi="var(--colab-code-font-family)" w:cs="Arial"/>
+                <w:b/>
+                <w:bCs/>
+                <w:color w:val="1F1F1F"/>
+                <w:sz w:val="21"/>
+                <w:szCs w:val="21"/>
+                <w:lang w:val="en-CA"/>
+              </w:rPr>
+              <w:t>text</w:t>
+            </w:r>
+          </w:p>
+        </w:tc>
+      </w:tr>
+      <w:tr>
+        <w:tc>
+          <w:tcPr>
+            <w:tcW w:w="0" w:type="auto"/>
+            <w:tcBorders>
+              <w:top w:val="nil"/>
+              <w:left w:val="nil"/>
+              <w:bottom w:val="nil"/>
+              <w:right w:val="nil"/>
+            </w:tcBorders>
+            <w:tcMar>
+              <w:top w:w="120" w:type="dxa"/>
+              <w:left w:w="120" w:type="dxa"/>
+              <w:bottom w:w="120" w:type="dxa"/>
+              <w:right w:w="120" w:type="dxa"/>
+            </w:tcMar>
+            <w:vAlign w:val="center"/>
+            <w:hideMark/>
+          </w:tcPr>
+          <w:p>
+            <w:pPr>
+              <w:jc w:val="center"/>
+              <w:rPr>
+                <w:rFonts w:ascii="Arial" w:eastAsia="Times New Roman" w:hAnsi="Arial" w:cs="Arial"/>
+                <w:b/>
+                <w:bCs/>
+                <w:color w:val="1F1F1F"/>
+                <w:sz w:val="21"/>
+                <w:szCs w:val="21"/>
+                <w:lang w:val="en-CA"/>
+              </w:rPr>
+            </w:pPr>
+            <w:r>
+              <w:rPr>
+                <w:rFonts w:ascii="Arial" w:eastAsia="Times New Roman" w:hAnsi="Arial" w:cs="Arial"/>
+                <w:b/>
+                <w:bCs/>
+                <w:color w:val="1F1F1F"/>
+                <w:sz w:val="21"/>
+                <w:szCs w:val="21"/>
+                <w:lang w:val="en-CA"/>
+              </w:rPr>
+              <w:t>0</w:t>
+            </w:r>
+          </w:p>
+        </w:tc>
+        <w:tc>
+          <w:tcPr>
+            <w:tcW w:w="0" w:type="auto"/>
+            <w:tcBorders>
+              <w:top w:val="nil"/>
+              <w:left w:val="nil"/>
+              <w:bottom w:val="nil"/>
+              <w:right w:val="nil"/>
+            </w:tcBorders>
+            <w:tcMar>
+              <w:top w:w="120" w:type="dxa"/>
+              <w:left w:w="120" w:type="dxa"/>
+              <w:bottom w:w="120" w:type="dxa"/>
+              <w:right w:w="120" w:type="dxa"/>
+            </w:tcMar>
+            <w:vAlign w:val="center"/>
+            <w:hideMark/>
+          </w:tcPr>
+          <w:p>
+            <w:pPr>
+              <w:jc w:val="right"/>
+              <w:rPr>
+                <w:rFonts w:ascii="Arial" w:eastAsia="Times New Roman" w:hAnsi="Arial" w:cs="Arial"/>
+                <w:color w:val="1F1F1F"/>
+                <w:sz w:val="21"/>
+                <w:szCs w:val="21"/>
+                <w:lang w:val="en-CA"/>
+              </w:rPr>
+            </w:pPr>
+            <w:r>
+              <w:rPr>
+                <w:rFonts w:ascii="Arial" w:eastAsia="Times New Roman" w:hAnsi="Arial" w:cs="Arial"/>
+                <w:color w:val="1F1F1F"/>
+                <w:sz w:val="21"/>
+                <w:szCs w:val="21"/>
+                <w:lang w:val="en-CA"/>
+              </w:rPr>
+              <w:t>carleton_2019_2</w:t>
+            </w:r>
+          </w:p>
+        </w:tc>
+        <w:tc>
+          <w:tcPr>
+            <w:tcW w:w="0" w:type="auto"/>
+            <w:tcBorders>
+              <w:top w:val="nil"/>
+              <w:left w:val="nil"/>
+              <w:bottom w:val="nil"/>
+              <w:right w:val="nil"/>
+            </w:tcBorders>
+            <w:tcMar>
+              <w:top w:w="120" w:type="dxa"/>
+              <w:left w:w="120" w:type="dxa"/>
+              <w:bottom w:w="120" w:type="dxa"/>
+              <w:right w:w="120" w:type="dxa"/>
+            </w:tcMar>
+            <w:vAlign w:val="center"/>
+            <w:hideMark/>
+          </w:tcPr>
+          <w:p>
+            <w:pPr>
+              <w:jc w:val="right"/>
+              <w:rPr>
+                <w:rFonts w:ascii="Arial" w:eastAsia="Times New Roman" w:hAnsi="Arial" w:cs="Arial"/>
+                <w:color w:val="1F1F1F"/>
+                <w:sz w:val="21"/>
+                <w:szCs w:val="21"/>
+                <w:lang w:val="en-CA"/>
+              </w:rPr>
+            </w:pPr>
+            <w:r>
+              <w:rPr>
+                <w:rFonts w:ascii="Arial" w:eastAsia="Times New Roman" w:hAnsi="Arial" w:cs="Arial"/>
+                <w:color w:val="1F1F1F"/>
+                <w:sz w:val="21"/>
+                <w:szCs w:val="21"/>
+                <w:lang w:val="en-CA"/>
+              </w:rPr>
+              <w:t>There has been a lot of change and transition ...</w:t>
+            </w:r>
+          </w:p>
+        </w:tc>
+      </w:tr>
+      <w:tr>
+        <w:tc>
+          <w:tcPr>
+            <w:tcW w:w="0" w:type="auto"/>
+            <w:tcBorders>
+              <w:top w:val="nil"/>
+              <w:left w:val="nil"/>
+              <w:bottom w:val="nil"/>
+              <w:right w:val="nil"/>
+            </w:tcBorders>
+            <w:tcMar>
+              <w:top w:w="120" w:type="dxa"/>
+              <w:left w:w="120" w:type="dxa"/>
+              <w:bottom w:w="120" w:type="dxa"/>
+              <w:right w:w="120" w:type="dxa"/>
+            </w:tcMar>
+            <w:vAlign w:val="center"/>
+            <w:hideMark/>
+          </w:tcPr>
+          <w:p>
+            <w:pPr>
+              <w:jc w:val="center"/>
+              <w:rPr>
+                <w:rFonts w:ascii="Arial" w:eastAsia="Times New Roman" w:hAnsi="Arial" w:cs="Arial"/>
+                <w:b/>
+                <w:bCs/>
+                <w:color w:val="1F1F1F"/>
+                <w:sz w:val="21"/>
+                <w:szCs w:val="21"/>
+                <w:lang w:val="en-CA"/>
+              </w:rPr>
+            </w:pPr>
+            <w:r>
+              <w:rPr>
+                <w:rFonts w:ascii="Arial" w:eastAsia="Times New Roman" w:hAnsi="Arial" w:cs="Arial"/>
+                <w:b/>
+                <w:bCs/>
+                <w:color w:val="1F1F1F"/>
+                <w:sz w:val="21"/>
+                <w:szCs w:val="21"/>
+                <w:lang w:val="en-CA"/>
+              </w:rPr>
+              <w:t>1</w:t>
+            </w:r>
+          </w:p>
+        </w:tc>
+        <w:tc>
+          <w:tcPr>
+            <w:tcW w:w="0" w:type="auto"/>
+            <w:tcBorders>
+              <w:top w:val="nil"/>
+              <w:left w:val="nil"/>
+              <w:bottom w:val="nil"/>
+              <w:right w:val="nil"/>
+            </w:tcBorders>
+            <w:tcMar>
+              <w:top w:w="120" w:type="dxa"/>
+              <w:left w:w="120" w:type="dxa"/>
+              <w:bottom w:w="120" w:type="dxa"/>
+              <w:right w:w="120" w:type="dxa"/>
+            </w:tcMar>
+            <w:vAlign w:val="center"/>
+            <w:hideMark/>
+          </w:tcPr>
+          <w:p>
+            <w:pPr>
+              <w:jc w:val="right"/>
+              <w:rPr>
+                <w:rFonts w:ascii="Arial" w:eastAsia="Times New Roman" w:hAnsi="Arial" w:cs="Arial"/>
+                <w:color w:val="1F1F1F"/>
+                <w:sz w:val="21"/>
+                <w:szCs w:val="21"/>
+                <w:lang w:val="en-CA"/>
+              </w:rPr>
+            </w:pPr>
+            <w:r>
+              <w:rPr>
+                <w:rFonts w:ascii="Arial" w:eastAsia="Times New Roman" w:hAnsi="Arial" w:cs="Arial"/>
+                <w:color w:val="1F1F1F"/>
+                <w:sz w:val="21"/>
+                <w:szCs w:val="21"/>
+                <w:lang w:val="en-CA"/>
+              </w:rPr>
+              <w:t>carleton_2019_5</w:t>
+            </w:r>
+          </w:p>
+        </w:tc>
+        <w:tc>
+          <w:tcPr>
+            <w:tcW w:w="0" w:type="auto"/>
+            <w:tcBorders>
+              <w:top w:val="nil"/>
+              <w:left w:val="nil"/>
+              <w:bottom w:val="nil"/>
+              <w:right w:val="nil"/>
+            </w:tcBorders>
+            <w:tcMar>
+              <w:top w:w="120" w:type="dxa"/>
+              <w:left w:w="120" w:type="dxa"/>
+              <w:bottom w:w="120" w:type="dxa"/>
+              <w:right w:w="120" w:type="dxa"/>
+            </w:tcMar>
+            <w:vAlign w:val="center"/>
+            <w:hideMark/>
+          </w:tcPr>
+          <w:p>
+            <w:pPr>
+              <w:jc w:val="right"/>
+              <w:rPr>
+                <w:rFonts w:ascii="Arial" w:eastAsia="Times New Roman" w:hAnsi="Arial" w:cs="Arial"/>
+                <w:color w:val="1F1F1F"/>
+                <w:sz w:val="21"/>
+                <w:szCs w:val="21"/>
+                <w:lang w:val="en-CA"/>
+              </w:rPr>
+            </w:pPr>
+            <w:r>
+              <w:rPr>
+                <w:rFonts w:ascii="Arial" w:eastAsia="Times New Roman" w:hAnsi="Arial" w:cs="Arial"/>
+                <w:color w:val="1F1F1F"/>
+                <w:sz w:val="21"/>
+                <w:szCs w:val="21"/>
+                <w:lang w:val="en-CA"/>
+              </w:rPr>
+              <w:t>The SMA2 gathers information on system-wide an...</w:t>
+            </w:r>
+          </w:p>
+        </w:tc>
+      </w:tr>
+      <w:tr>
+        <w:tc>
+          <w:tcPr>
+            <w:tcW w:w="0" w:type="auto"/>
+            <w:tcBorders>
+              <w:top w:val="nil"/>
+              <w:left w:val="nil"/>
+              <w:bottom w:val="nil"/>
+              <w:right w:val="nil"/>
+            </w:tcBorders>
+            <w:tcMar>
+              <w:top w:w="120" w:type="dxa"/>
+              <w:left w:w="120" w:type="dxa"/>
+              <w:bottom w:w="120" w:type="dxa"/>
+              <w:right w:w="120" w:type="dxa"/>
+            </w:tcMar>
+            <w:vAlign w:val="center"/>
+            <w:hideMark/>
+          </w:tcPr>
+          <w:p>
+            <w:pPr>
+              <w:jc w:val="center"/>
+              <w:rPr>
+                <w:rFonts w:ascii="Arial" w:eastAsia="Times New Roman" w:hAnsi="Arial" w:cs="Arial"/>
+                <w:b/>
+                <w:bCs/>
+                <w:color w:val="1F1F1F"/>
+                <w:sz w:val="21"/>
+                <w:szCs w:val="21"/>
+                <w:lang w:val="en-CA"/>
+              </w:rPr>
+            </w:pPr>
+            <w:r>
+              <w:rPr>
+                <w:rFonts w:ascii="Arial" w:eastAsia="Times New Roman" w:hAnsi="Arial" w:cs="Arial"/>
+                <w:b/>
+                <w:bCs/>
+                <w:color w:val="1F1F1F"/>
+                <w:sz w:val="21"/>
+                <w:szCs w:val="21"/>
+                <w:lang w:val="en-CA"/>
+              </w:rPr>
+              <w:t>2</w:t>
+            </w:r>
+          </w:p>
+        </w:tc>
+        <w:tc>
+          <w:tcPr>
+            <w:tcW w:w="0" w:type="auto"/>
+            <w:tcBorders>
+              <w:top w:val="nil"/>
+              <w:left w:val="nil"/>
+              <w:bottom w:val="nil"/>
+              <w:right w:val="nil"/>
+            </w:tcBorders>
+            <w:tcMar>
+              <w:top w:w="120" w:type="dxa"/>
+              <w:left w:w="120" w:type="dxa"/>
+              <w:bottom w:w="120" w:type="dxa"/>
+              <w:right w:w="120" w:type="dxa"/>
+            </w:tcMar>
+            <w:vAlign w:val="center"/>
+            <w:hideMark/>
+          </w:tcPr>
+          <w:p>
+            <w:pPr>
+              <w:jc w:val="right"/>
+              <w:rPr>
+                <w:rFonts w:ascii="Arial" w:eastAsia="Times New Roman" w:hAnsi="Arial" w:cs="Arial"/>
+                <w:color w:val="1F1F1F"/>
+                <w:sz w:val="21"/>
+                <w:szCs w:val="21"/>
+                <w:lang w:val="en-CA"/>
+              </w:rPr>
+            </w:pPr>
+            <w:r>
+              <w:rPr>
+                <w:rFonts w:ascii="Arial" w:eastAsia="Times New Roman" w:hAnsi="Arial" w:cs="Arial"/>
+                <w:color w:val="1F1F1F"/>
+                <w:sz w:val="21"/>
+                <w:szCs w:val="21"/>
+                <w:lang w:val="en-CA"/>
+              </w:rPr>
+              <w:t>carleton_2019_7</w:t>
+            </w:r>
+          </w:p>
+        </w:tc>
+        <w:tc>
+          <w:tcPr>
+            <w:tcW w:w="0" w:type="auto"/>
+            <w:tcBorders>
+              <w:top w:val="nil"/>
+              <w:left w:val="nil"/>
+              <w:bottom w:val="nil"/>
+              <w:right w:val="nil"/>
+            </w:tcBorders>
+            <w:tcMar>
+              <w:top w:w="120" w:type="dxa"/>
+              <w:left w:w="120" w:type="dxa"/>
+              <w:bottom w:w="120" w:type="dxa"/>
+              <w:right w:w="120" w:type="dxa"/>
+            </w:tcMar>
+            <w:vAlign w:val="center"/>
+            <w:hideMark/>
+          </w:tcPr>
+          <w:p>
+            <w:pPr>
+              <w:jc w:val="right"/>
+              <w:rPr>
+                <w:rFonts w:ascii="Arial" w:eastAsia="Times New Roman" w:hAnsi="Arial" w:cs="Arial"/>
+                <w:color w:val="1F1F1F"/>
+                <w:sz w:val="21"/>
+                <w:szCs w:val="21"/>
+                <w:lang w:val="en-CA"/>
+              </w:rPr>
+            </w:pPr>
+            <w:r>
+              <w:rPr>
+                <w:rFonts w:ascii="Arial" w:eastAsia="Times New Roman" w:hAnsi="Arial" w:cs="Arial"/>
+                <w:color w:val="1F1F1F"/>
+                <w:sz w:val="21"/>
+                <w:szCs w:val="21"/>
+                <w:lang w:val="en-CA"/>
+              </w:rPr>
+              <w:t xml:space="preserve">Although Carleton is presently in good </w:t>
+            </w:r>
+            <w:proofErr w:type="spellStart"/>
+            <w:r>
+              <w:rPr>
+                <w:rFonts w:ascii="Arial" w:eastAsia="Times New Roman" w:hAnsi="Arial" w:cs="Arial"/>
+                <w:color w:val="1F1F1F"/>
+                <w:sz w:val="21"/>
+                <w:szCs w:val="21"/>
+                <w:lang w:val="en-CA"/>
+              </w:rPr>
+              <w:t>financi</w:t>
+            </w:r>
+            <w:proofErr w:type="spellEnd"/>
+            <w:r>
+              <w:rPr>
+                <w:rFonts w:ascii="Arial" w:eastAsia="Times New Roman" w:hAnsi="Arial" w:cs="Arial"/>
+                <w:color w:val="1F1F1F"/>
+                <w:sz w:val="21"/>
+                <w:szCs w:val="21"/>
+                <w:lang w:val="en-CA"/>
+              </w:rPr>
+              <w:t>...</w:t>
+            </w:r>
+          </w:p>
+        </w:tc>
+      </w:tr>
+      <w:tr>
+        <w:tc>
+          <w:tcPr>
+            <w:tcW w:w="0" w:type="auto"/>
+            <w:tcBorders>
+              <w:top w:val="nil"/>
+              <w:left w:val="nil"/>
+              <w:bottom w:val="nil"/>
+              <w:right w:val="nil"/>
+            </w:tcBorders>
+            <w:tcMar>
+              <w:top w:w="120" w:type="dxa"/>
+              <w:left w:w="120" w:type="dxa"/>
+              <w:bottom w:w="120" w:type="dxa"/>
+              <w:right w:w="120" w:type="dxa"/>
+            </w:tcMar>
+            <w:vAlign w:val="center"/>
+            <w:hideMark/>
+          </w:tcPr>
+          <w:p>
+            <w:pPr>
+              <w:jc w:val="center"/>
+              <w:rPr>
+                <w:rFonts w:ascii="Arial" w:eastAsia="Times New Roman" w:hAnsi="Arial" w:cs="Arial"/>
+                <w:b/>
+                <w:bCs/>
+                <w:color w:val="1F1F1F"/>
+                <w:sz w:val="21"/>
+                <w:szCs w:val="21"/>
+                <w:lang w:val="en-CA"/>
+              </w:rPr>
+            </w:pPr>
+            <w:r>
+              <w:rPr>
+                <w:rFonts w:ascii="Arial" w:eastAsia="Times New Roman" w:hAnsi="Arial" w:cs="Arial"/>
+                <w:b/>
+                <w:bCs/>
+                <w:color w:val="1F1F1F"/>
+                <w:sz w:val="21"/>
+                <w:szCs w:val="21"/>
+                <w:lang w:val="en-CA"/>
+              </w:rPr>
+              <w:t>3</w:t>
+            </w:r>
+          </w:p>
+        </w:tc>
+        <w:tc>
+          <w:tcPr>
+            <w:tcW w:w="0" w:type="auto"/>
+            <w:tcBorders>
+              <w:top w:val="nil"/>
+              <w:left w:val="nil"/>
+              <w:bottom w:val="nil"/>
+              <w:right w:val="nil"/>
+            </w:tcBorders>
+            <w:tcMar>
+              <w:top w:w="120" w:type="dxa"/>
+              <w:left w:w="120" w:type="dxa"/>
+              <w:bottom w:w="120" w:type="dxa"/>
+              <w:right w:w="120" w:type="dxa"/>
+            </w:tcMar>
+            <w:vAlign w:val="center"/>
+            <w:hideMark/>
+          </w:tcPr>
+          <w:p>
+            <w:pPr>
+              <w:jc w:val="right"/>
+              <w:rPr>
+                <w:rFonts w:ascii="Arial" w:eastAsia="Times New Roman" w:hAnsi="Arial" w:cs="Arial"/>
+                <w:color w:val="1F1F1F"/>
+                <w:sz w:val="21"/>
+                <w:szCs w:val="21"/>
+                <w:lang w:val="en-CA"/>
+              </w:rPr>
+            </w:pPr>
+            <w:r>
+              <w:rPr>
+                <w:rFonts w:ascii="Arial" w:eastAsia="Times New Roman" w:hAnsi="Arial" w:cs="Arial"/>
+                <w:color w:val="1F1F1F"/>
+                <w:sz w:val="21"/>
+                <w:szCs w:val="21"/>
+                <w:lang w:val="en-CA"/>
+              </w:rPr>
+              <w:t>carleton_2020_4</w:t>
+            </w:r>
+          </w:p>
+        </w:tc>
+        <w:tc>
+          <w:tcPr>
+            <w:tcW w:w="0" w:type="auto"/>
+            <w:tcBorders>
+              <w:top w:val="nil"/>
+              <w:left w:val="nil"/>
+              <w:bottom w:val="nil"/>
+              <w:right w:val="nil"/>
+            </w:tcBorders>
+            <w:tcMar>
+              <w:top w:w="120" w:type="dxa"/>
+              <w:left w:w="120" w:type="dxa"/>
+              <w:bottom w:w="120" w:type="dxa"/>
+              <w:right w:w="120" w:type="dxa"/>
+            </w:tcMar>
+            <w:vAlign w:val="center"/>
+            <w:hideMark/>
+          </w:tcPr>
+          <w:p>
+            <w:pPr>
+              <w:jc w:val="right"/>
+              <w:rPr>
+                <w:rFonts w:ascii="Arial" w:eastAsia="Times New Roman" w:hAnsi="Arial" w:cs="Arial"/>
+                <w:color w:val="1F1F1F"/>
+                <w:sz w:val="21"/>
+                <w:szCs w:val="21"/>
+                <w:lang w:val="en-CA"/>
+              </w:rPr>
+            </w:pPr>
+            <w:r>
+              <w:rPr>
+                <w:rFonts w:ascii="Arial" w:eastAsia="Times New Roman" w:hAnsi="Arial" w:cs="Arial"/>
+                <w:color w:val="1F1F1F"/>
+                <w:sz w:val="21"/>
+                <w:szCs w:val="21"/>
+                <w:lang w:val="en-CA"/>
+              </w:rPr>
+              <w:t>In parallel, during the Fall of 2019, Carleton...</w:t>
+            </w:r>
+          </w:p>
+        </w:tc>
+      </w:tr>
+      <w:tr>
+        <w:tc>
+          <w:tcPr>
+            <w:tcW w:w="0" w:type="auto"/>
+            <w:tcBorders>
+              <w:top w:val="nil"/>
+              <w:left w:val="nil"/>
+              <w:bottom w:val="nil"/>
+              <w:right w:val="nil"/>
+            </w:tcBorders>
+            <w:tcMar>
+              <w:top w:w="120" w:type="dxa"/>
+              <w:left w:w="120" w:type="dxa"/>
+              <w:bottom w:w="120" w:type="dxa"/>
+              <w:right w:w="120" w:type="dxa"/>
+            </w:tcMar>
+            <w:vAlign w:val="center"/>
+            <w:hideMark/>
+          </w:tcPr>
+          <w:p>
+            <w:pPr>
+              <w:jc w:val="center"/>
+              <w:rPr>
+                <w:rFonts w:ascii="Arial" w:eastAsia="Times New Roman" w:hAnsi="Arial" w:cs="Arial"/>
+                <w:b/>
+                <w:bCs/>
+                <w:color w:val="1F1F1F"/>
+                <w:sz w:val="21"/>
+                <w:szCs w:val="21"/>
+                <w:lang w:val="en-CA"/>
+              </w:rPr>
+            </w:pPr>
+            <w:r>
+              <w:rPr>
+                <w:rFonts w:ascii="Arial" w:eastAsia="Times New Roman" w:hAnsi="Arial" w:cs="Arial"/>
+                <w:b/>
+                <w:bCs/>
+                <w:color w:val="1F1F1F"/>
+                <w:sz w:val="21"/>
+                <w:szCs w:val="21"/>
+                <w:lang w:val="en-CA"/>
+              </w:rPr>
+              <w:t>4</w:t>
+            </w:r>
+          </w:p>
+        </w:tc>
+        <w:tc>
+          <w:tcPr>
+            <w:tcW w:w="0" w:type="auto"/>
+            <w:tcBorders>
+              <w:top w:val="nil"/>
+              <w:left w:val="nil"/>
+              <w:bottom w:val="nil"/>
+              <w:right w:val="nil"/>
+            </w:tcBorders>
+            <w:tcMar>
+              <w:top w:w="120" w:type="dxa"/>
+              <w:left w:w="120" w:type="dxa"/>
+              <w:bottom w:w="120" w:type="dxa"/>
+              <w:right w:w="120" w:type="dxa"/>
+            </w:tcMar>
+            <w:vAlign w:val="center"/>
+            <w:hideMark/>
+          </w:tcPr>
+          <w:p>
+            <w:pPr>
+              <w:jc w:val="right"/>
+              <w:rPr>
+                <w:rFonts w:ascii="Arial" w:eastAsia="Times New Roman" w:hAnsi="Arial" w:cs="Arial"/>
+                <w:color w:val="1F1F1F"/>
+                <w:sz w:val="21"/>
+                <w:szCs w:val="21"/>
+                <w:lang w:val="en-CA"/>
+              </w:rPr>
+            </w:pPr>
+            <w:r>
+              <w:rPr>
+                <w:rFonts w:ascii="Arial" w:eastAsia="Times New Roman" w:hAnsi="Arial" w:cs="Arial"/>
+                <w:color w:val="1F1F1F"/>
+                <w:sz w:val="21"/>
+                <w:szCs w:val="21"/>
+                <w:lang w:val="en-CA"/>
+              </w:rPr>
+              <w:t>carleton_2020_5</w:t>
+            </w:r>
+          </w:p>
+        </w:tc>
+        <w:tc>
+          <w:tcPr>
+            <w:tcW w:w="0" w:type="auto"/>
+            <w:tcBorders>
+              <w:top w:val="nil"/>
+              <w:left w:val="nil"/>
+              <w:bottom w:val="nil"/>
+              <w:right w:val="nil"/>
+            </w:tcBorders>
+            <w:tcMar>
+              <w:top w:w="120" w:type="dxa"/>
+              <w:left w:w="120" w:type="dxa"/>
+              <w:bottom w:w="120" w:type="dxa"/>
+              <w:right w:w="120" w:type="dxa"/>
+            </w:tcMar>
+            <w:vAlign w:val="center"/>
+            <w:hideMark/>
+          </w:tcPr>
+          <w:p>
+            <w:pPr>
+              <w:jc w:val="right"/>
+              <w:rPr>
+                <w:rFonts w:ascii="Arial" w:eastAsia="Times New Roman" w:hAnsi="Arial" w:cs="Arial"/>
+                <w:color w:val="1F1F1F"/>
+                <w:sz w:val="21"/>
+                <w:szCs w:val="21"/>
+                <w:lang w:val="en-CA"/>
+              </w:rPr>
+            </w:pPr>
+            <w:r>
+              <w:rPr>
+                <w:rFonts w:ascii="Arial" w:eastAsia="Times New Roman" w:hAnsi="Arial" w:cs="Arial"/>
+                <w:color w:val="1F1F1F"/>
+                <w:sz w:val="21"/>
+                <w:szCs w:val="21"/>
+                <w:lang w:val="en-CA"/>
+              </w:rPr>
+              <w:t xml:space="preserve">Although Carleton is presently in good </w:t>
+            </w:r>
+            <w:proofErr w:type="spellStart"/>
+            <w:r>
+              <w:rPr>
+                <w:rFonts w:ascii="Arial" w:eastAsia="Times New Roman" w:hAnsi="Arial" w:cs="Arial"/>
+                <w:color w:val="1F1F1F"/>
+                <w:sz w:val="21"/>
+                <w:szCs w:val="21"/>
+                <w:lang w:val="en-CA"/>
+              </w:rPr>
+              <w:t>financi</w:t>
+            </w:r>
+            <w:proofErr w:type="spellEnd"/>
+            <w:r>
+              <w:rPr>
+                <w:rFonts w:ascii="Arial" w:eastAsia="Times New Roman" w:hAnsi="Arial" w:cs="Arial"/>
+                <w:color w:val="1F1F1F"/>
+                <w:sz w:val="21"/>
+                <w:szCs w:val="21"/>
+                <w:lang w:val="en-CA"/>
+              </w:rPr>
+              <w:t>.</w:t>
+            </w:r>
+          </w:p>
+        </w:tc>
+      </w:tr>
+    </w:tbl>
+    <w:p>
+      <w:pPr>
+        <w:rPr>
+          <w:lang w:val="en-CA"/>
+        </w:rPr>
+      </w:pPr>
     </w:p>
     <w:sectPr>
-      <w:headerReference w:type="default" r:id="rId28"/>
+      <w:headerReference w:type="default" r:id="rId29"/>
       <w:pgSz w:w="12240" w:h="15840"/>
       <w:pgMar w:top="1440" w:right="1440" w:bottom="1440" w:left="1440" w:header="708" w:footer="708" w:gutter="0"/>
       <w:cols w:space="708"/>
